--- a/AI_Agents_and_Advanced_Fine_Tuning_Bootcamp/Lab_Walkthroughs/Week_04_Lab_C_evolutionary_prompt_optimization_with_gepa.docx
+++ b/AI_Agents_and_Advanced_Fine_Tuning_Bootcamp/Lab_Walkthroughs/Week_04_Lab_C_evolutionary_prompt_optimization_with_gepa.docx
@@ -32,7 +32,7 @@
           <w:color w:val="333333"/>
           <w:sz w:val="22"/>
         </w:rPr>
-        <w:t>Bootcamp week: Prompt Engineering and Optimization | Session: Thursday</w:t>
+        <w:t>Bootcamp week: Prompt Engineering and Optimization | Session: Sunday lab block</w:t>
       </w:r>
     </w:p>
     <w:p>
@@ -96,7 +96,7 @@
           <w:color w:val="333333"/>
           <w:sz w:val="22"/>
         </w:rPr>
-        <w:t>Cluster workspace from week 1 plus week-specific deps in the requirements.txt that ships with this lab.</w:t>
+        <w:t>GEPA reference implementation from the lab repo; same dataset and metric.</w:t>
       </w:r>
     </w:p>
     <w:p>
@@ -118,7 +118,7 @@
           <w:color w:val="333333"/>
           <w:sz w:val="22"/>
         </w:rPr>
-        <w:t>Concept list available in the class notes for this week.</w:t>
+        <w:t>Genetic-Pareto search over prompt populations</w:t>
       </w:r>
     </w:p>
     <w:p>
@@ -130,7 +130,19 @@
           <w:color w:val="333333"/>
           <w:sz w:val="22"/>
         </w:rPr>
-        <w:t>Lab guide TA reviews the concepts in the first 15 minutes.</w:t>
+        <w:t>Reflection-based mutation: the LLM critiques failures to propose edits</w:t>
+      </w:r>
+    </w:p>
+    <w:p>
+      <w:pPr>
+        <w:pStyle w:val="ListBullet"/>
+      </w:pPr>
+      <w:r>
+        <w:rPr>
+          <w:color w:val="333333"/>
+          <w:sz w:val="22"/>
+        </w:rPr>
+        <w:t>Pareto front: accuracy vs prompt length</w:t>
       </w:r>
     </w:p>
     <w:p>
@@ -211,7 +223,111 @@
           <w:color w:val="101010"/>
           <w:sz w:val="18"/>
         </w:rPr>
-        <w:t># Starter code is in the lab repo: see lab_starter.py.</w:t>
+        <w:t>population = [seed_prompt]</w:t>
+      </w:r>
+    </w:p>
+    <w:p>
+      <w:pPr>
+        <w:spacing w:after="0" w:before="0"/>
+      </w:pPr>
+      <w:r>
+        <w:rPr>
+          <w:rFonts w:ascii="Consolas" w:hAnsi="Consolas"/>
+          <w:color w:val="101010"/>
+          <w:sz w:val="18"/>
+        </w:rPr>
+        <w:t>for gen in range(8):</w:t>
+      </w:r>
+    </w:p>
+    <w:p>
+      <w:pPr>
+        <w:spacing w:after="0" w:before="0"/>
+      </w:pPr>
+      <w:r>
+        <w:rPr>
+          <w:rFonts w:ascii="Consolas" w:hAnsi="Consolas"/>
+          <w:color w:val="101010"/>
+          <w:sz w:val="18"/>
+        </w:rPr>
+        <w:t xml:space="preserve">    scored = [(p, evaluate(p, dev)) for p in population]</w:t>
+      </w:r>
+    </w:p>
+    <w:p>
+      <w:pPr>
+        <w:spacing w:after="0" w:before="0"/>
+      </w:pPr>
+      <w:r>
+        <w:rPr>
+          <w:rFonts w:ascii="Consolas" w:hAnsi="Consolas"/>
+          <w:color w:val="101010"/>
+          <w:sz w:val="18"/>
+        </w:rPr>
+        <w:t xml:space="preserve">    front = pareto_front(scored, keys=('accuracy', 'neg_len'))</w:t>
+      </w:r>
+    </w:p>
+    <w:p>
+      <w:pPr>
+        <w:spacing w:after="0" w:before="0"/>
+      </w:pPr>
+      <w:r>
+        <w:rPr>
+          <w:rFonts w:ascii="Consolas" w:hAnsi="Consolas"/>
+          <w:color w:val="101010"/>
+          <w:sz w:val="18"/>
+        </w:rPr>
+        <w:t xml:space="preserve">    parents = sample(front, k=4)</w:t>
+      </w:r>
+    </w:p>
+    <w:p>
+      <w:pPr>
+        <w:spacing w:after="0" w:before="0"/>
+      </w:pPr>
+      <w:r>
+        <w:rPr>
+          <w:rFonts w:ascii="Consolas" w:hAnsi="Consolas"/>
+          <w:color w:val="101010"/>
+          <w:sz w:val="18"/>
+        </w:rPr>
+        <w:t xml:space="preserve">    children = [reflect_mutate(p, failures(p, dev)) for p in parents]</w:t>
+      </w:r>
+    </w:p>
+    <w:p>
+      <w:pPr>
+        <w:spacing w:after="0" w:before="0"/>
+      </w:pPr>
+      <w:r>
+        <w:rPr>
+          <w:rFonts w:ascii="Consolas" w:hAnsi="Consolas"/>
+          <w:color w:val="101010"/>
+          <w:sz w:val="18"/>
+        </w:rPr>
+        <w:t xml:space="preserve">    population = [p for p, _ in front] + children</w:t>
+      </w:r>
+    </w:p>
+    <w:p>
+      <w:pPr>
+        <w:spacing w:after="0" w:before="0"/>
+      </w:pPr>
+      <w:r>
+        <w:rPr>
+          <w:rFonts w:ascii="Consolas" w:hAnsi="Consolas"/>
+          <w:color w:val="101010"/>
+          <w:sz w:val="18"/>
+        </w:rPr>
+        <w:t>log_front(front)</w:t>
+      </w:r>
+    </w:p>
+    <w:p>
+      <w:pPr>
+        <w:spacing w:after="0" w:before="0"/>
+      </w:pPr>
+      <w:r>
+        <w:rPr>
+          <w:rFonts w:ascii="Consolas" w:hAnsi="Consolas"/>
+          <w:color w:val="101010"/>
+          <w:sz w:val="18"/>
+        </w:rPr>
+        <w:t xml:space="preserve"> </w:t>
       </w:r>
     </w:p>
     <w:p>
@@ -233,7 +349,7 @@
           <w:color w:val="333333"/>
           <w:sz w:val="22"/>
         </w:rPr>
-        <w:t>all deliverables present in the submission folder</w:t>
+        <w:t>8 generations complete within the token budget in the brief</w:t>
       </w:r>
     </w:p>
     <w:p>
@@ -245,7 +361,7 @@
           <w:color w:val="333333"/>
           <w:sz w:val="22"/>
         </w:rPr>
-        <w:t>code runs end-to-end without modification</w:t>
+        <w:t>final front contains at least 3 non-dominated prompts</w:t>
       </w:r>
     </w:p>
     <w:p>
@@ -257,7 +373,19 @@
           <w:color w:val="333333"/>
           <w:sz w:val="22"/>
         </w:rPr>
-        <w:t>results match the expected ranges in the rubric</w:t>
+        <w:t>best GEPA prompt meets or beats the MIPROv2 score from Lab B</w:t>
+      </w:r>
+    </w:p>
+    <w:p>
+      <w:pPr>
+        <w:pStyle w:val="ListBullet"/>
+      </w:pPr>
+      <w:r>
+        <w:rPr>
+          <w:color w:val="333333"/>
+          <w:sz w:val="22"/>
+        </w:rPr>
+        <w:t>mutation log shows reflection text driving each edit</w:t>
       </w:r>
     </w:p>
     <w:p>
